--- a/计算机242-2406100211-高润泽-设计开发文档.docx
+++ b/计算机242-2406100211-高润泽-设计开发文档.docx
@@ -5633,7 +5633,1047 @@
           <w:b/>
           <w:sz w:val="32"/>
         </w:rPr>
-        <w:t>七、总结</w:t>
+        <w:t>七、项目地址与开发过程</w:t>
+      </w:r>
+    </w:p>
+    <w:p>
+      <w:pPr>
+        <w:spacing w:line="360" w:lineRule="auto" w:before="200" w:after="80"/>
+        <w:ind w:firstLine="0"/>
+      </w:pPr>
+      <w:r>
+        <w:rPr>
+          <w:rFonts w:ascii="Times New Roman" w:hAnsi="Times New Roman" w:eastAsia="黑体"/>
+          <w:b/>
+          <w:sz w:val="28"/>
+        </w:rPr>
+        <w:t>7.1  在线地址</w:t>
+      </w:r>
+    </w:p>
+    <w:p>
+      <w:pPr>
+        <w:spacing w:line="360" w:lineRule="auto" w:after="0"/>
+        <w:ind w:firstLine="480"/>
+      </w:pPr>
+      <w:r>
+        <w:rPr>
+          <w:rFonts w:ascii="Times New Roman" w:hAnsi="Times New Roman" w:eastAsia="宋体"/>
+          <w:b w:val="0"/>
+          <w:sz w:val="24"/>
+        </w:rPr>
+        <w:t>本项目的完整工程已托管至 GitHub，源码、交付文档与演示录屏均可在线获取。</w:t>
+      </w:r>
+    </w:p>
+    <w:tbl>
+      <w:tblPr>
+        <w:tblW w:type="auto" w:w="0"/>
+        <w:jc w:val="center"/>
+        <w:tblLayout w:type="autofit"/>
+        <w:tblLook w:firstColumn="1" w:firstRow="1" w:lastColumn="0" w:lastRow="0" w:noHBand="0" w:noVBand="1" w:val="04A0"/>
+        <w:tblBorders>
+          <w:top w:val="none" w:sz="0"/>
+          <w:left w:val="none" w:sz="0"/>
+          <w:bottom w:val="none" w:sz="0"/>
+          <w:right w:val="none" w:sz="0"/>
+          <w:insideH w:val="none" w:sz="0"/>
+          <w:insideV w:val="none" w:sz="0"/>
+        </w:tblBorders>
+      </w:tblPr>
+      <w:tblGrid>
+        <w:gridCol w:w="4513"/>
+        <w:gridCol w:w="4513"/>
+      </w:tblGrid>
+      <w:tr>
+        <w:tc>
+          <w:tcPr>
+            <w:tcW w:type="dxa" w:w="4513"/>
+            <w:tcBorders>
+              <w:bottom w:val="single" w:sz="12" w:color="000000"/>
+            </w:tcBorders>
+          </w:tcPr>
+          <w:p>
+            <w:pPr>
+              <w:spacing w:after="40"/>
+              <w:ind w:firstLine="0"/>
+              <w:jc w:val="center"/>
+            </w:pPr>
+            <w:r/>
+            <w:r>
+              <w:rPr>
+                <w:rFonts w:ascii="Times New Roman" w:hAnsi="Times New Roman" w:eastAsia="宋体"/>
+                <w:b/>
+                <w:sz w:val="21"/>
+              </w:rPr>
+              <w:t>内容</w:t>
+            </w:r>
+          </w:p>
+        </w:tc>
+        <w:tc>
+          <w:tcPr>
+            <w:tcW w:type="dxa" w:w="4513"/>
+            <w:tcBorders>
+              <w:bottom w:val="single" w:sz="12" w:color="000000"/>
+            </w:tcBorders>
+          </w:tcPr>
+          <w:p>
+            <w:pPr>
+              <w:spacing w:after="40"/>
+              <w:ind w:firstLine="0"/>
+              <w:jc w:val="center"/>
+            </w:pPr>
+            <w:r/>
+            <w:r>
+              <w:rPr>
+                <w:rFonts w:ascii="Times New Roman" w:hAnsi="Times New Roman" w:eastAsia="宋体"/>
+                <w:b/>
+                <w:sz w:val="21"/>
+              </w:rPr>
+              <w:t>地址</w:t>
+            </w:r>
+          </w:p>
+        </w:tc>
+      </w:tr>
+      <w:tr>
+        <w:tc>
+          <w:tcPr>
+            <w:tcW w:type="dxa" w:w="4513"/>
+          </w:tcPr>
+          <w:p>
+            <w:pPr>
+              <w:spacing w:after="40" w:line="240" w:lineRule="auto"/>
+              <w:ind w:firstLine="0"/>
+            </w:pPr>
+            <w:r/>
+            <w:r>
+              <w:rPr>
+                <w:rFonts w:ascii="Times New Roman" w:hAnsi="Times New Roman" w:eastAsia="宋体"/>
+                <w:b w:val="0"/>
+                <w:sz w:val="21"/>
+              </w:rPr>
+              <w:t>GitHub 仓库</w:t>
+            </w:r>
+          </w:p>
+        </w:tc>
+        <w:tc>
+          <w:tcPr>
+            <w:tcW w:type="dxa" w:w="4513"/>
+          </w:tcPr>
+          <w:p>
+            <w:pPr>
+              <w:spacing w:after="40" w:line="240" w:lineRule="auto"/>
+              <w:ind w:firstLine="0"/>
+            </w:pPr>
+            <w:r/>
+            <w:r>
+              <w:rPr>
+                <w:rFonts w:ascii="Times New Roman" w:hAnsi="Times New Roman" w:eastAsia="宋体"/>
+                <w:b w:val="0"/>
+                <w:sz w:val="21"/>
+              </w:rPr>
+              <w:t>https://github.com/Yunlvi/Androiddeveloptest</w:t>
+            </w:r>
+          </w:p>
+        </w:tc>
+      </w:tr>
+      <w:tr>
+        <w:tc>
+          <w:tcPr>
+            <w:tcW w:type="dxa" w:w="4513"/>
+          </w:tcPr>
+          <w:p>
+            <w:pPr>
+              <w:spacing w:after="40" w:line="240" w:lineRule="auto"/>
+              <w:ind w:firstLine="0"/>
+            </w:pPr>
+            <w:r/>
+            <w:r>
+              <w:rPr>
+                <w:rFonts w:ascii="Times New Roman" w:hAnsi="Times New Roman" w:eastAsia="宋体"/>
+                <w:b w:val="0"/>
+                <w:sz w:val="21"/>
+              </w:rPr>
+              <w:t>提交记录</w:t>
+            </w:r>
+          </w:p>
+        </w:tc>
+        <w:tc>
+          <w:tcPr>
+            <w:tcW w:type="dxa" w:w="4513"/>
+          </w:tcPr>
+          <w:p>
+            <w:pPr>
+              <w:spacing w:after="40" w:line="240" w:lineRule="auto"/>
+              <w:ind w:firstLine="0"/>
+            </w:pPr>
+            <w:r/>
+            <w:r>
+              <w:rPr>
+                <w:rFonts w:ascii="Times New Roman" w:hAnsi="Times New Roman" w:eastAsia="宋体"/>
+                <w:b w:val="0"/>
+                <w:sz w:val="21"/>
+              </w:rPr>
+              <w:t>https://github.com/Yunlvi/Androiddeveloptest/commits/main</w:t>
+            </w:r>
+          </w:p>
+        </w:tc>
+      </w:tr>
+      <w:tr>
+        <w:tc>
+          <w:tcPr>
+            <w:tcW w:type="dxa" w:w="4513"/>
+          </w:tcPr>
+          <w:p>
+            <w:pPr>
+              <w:spacing w:after="40" w:line="240" w:lineRule="auto"/>
+              <w:ind w:firstLine="0"/>
+            </w:pPr>
+            <w:r/>
+            <w:r>
+              <w:rPr>
+                <w:rFonts w:ascii="Times New Roman" w:hAnsi="Times New Roman" w:eastAsia="宋体"/>
+                <w:b w:val="0"/>
+                <w:sz w:val="21"/>
+              </w:rPr>
+              <w:t>Release 页面</w:t>
+            </w:r>
+          </w:p>
+        </w:tc>
+        <w:tc>
+          <w:tcPr>
+            <w:tcW w:type="dxa" w:w="4513"/>
+          </w:tcPr>
+          <w:p>
+            <w:pPr>
+              <w:spacing w:after="40" w:line="240" w:lineRule="auto"/>
+              <w:ind w:firstLine="0"/>
+            </w:pPr>
+            <w:r/>
+            <w:r>
+              <w:rPr>
+                <w:rFonts w:ascii="Times New Roman" w:hAnsi="Times New Roman" w:eastAsia="宋体"/>
+                <w:b w:val="0"/>
+                <w:sz w:val="21"/>
+              </w:rPr>
+              <w:t>https://github.com/Yunlvi/Androiddeveloptest/releases/tag/v1.0</w:t>
+            </w:r>
+          </w:p>
+        </w:tc>
+      </w:tr>
+      <w:tr>
+        <w:tc>
+          <w:tcPr>
+            <w:tcW w:type="dxa" w:w="4513"/>
+            <w:tcBorders>
+              <w:bottom w:val="single" w:sz="8" w:color="000000"/>
+            </w:tcBorders>
+          </w:tcPr>
+          <w:p>
+            <w:pPr>
+              <w:spacing w:after="40" w:line="240" w:lineRule="auto"/>
+              <w:ind w:firstLine="0"/>
+            </w:pPr>
+            <w:r/>
+            <w:r>
+              <w:rPr>
+                <w:rFonts w:ascii="Times New Roman" w:hAnsi="Times New Roman" w:eastAsia="宋体"/>
+                <w:b w:val="0"/>
+                <w:sz w:val="21"/>
+              </w:rPr>
+              <w:t>讲解录屏</w:t>
+            </w:r>
+          </w:p>
+        </w:tc>
+        <w:tc>
+          <w:tcPr>
+            <w:tcW w:type="dxa" w:w="4513"/>
+            <w:tcBorders>
+              <w:bottom w:val="single" w:sz="8" w:color="000000"/>
+            </w:tcBorders>
+          </w:tcPr>
+          <w:p>
+            <w:pPr>
+              <w:spacing w:after="40" w:line="240" w:lineRule="auto"/>
+              <w:ind w:firstLine="0"/>
+            </w:pPr>
+            <w:r/>
+            <w:r>
+              <w:rPr>
+                <w:rFonts w:ascii="Times New Roman" w:hAnsi="Times New Roman" w:eastAsia="宋体"/>
+                <w:b w:val="0"/>
+                <w:sz w:val="21"/>
+              </w:rPr>
+              <w:t>见上述 Release 页面的 Assets 附件</w:t>
+            </w:r>
+          </w:p>
+        </w:tc>
+      </w:tr>
+    </w:tbl>
+    <w:p>
+      <w:pPr>
+        <w:spacing w:line="360" w:lineRule="auto" w:before="200" w:after="80"/>
+        <w:ind w:firstLine="0"/>
+      </w:pPr>
+      <w:r>
+        <w:rPr>
+          <w:rFonts w:ascii="Times New Roman" w:hAnsi="Times New Roman" w:eastAsia="黑体"/>
+          <w:b/>
+          <w:sz w:val="28"/>
+        </w:rPr>
+        <w:t>7.2  提交记录</w:t>
+      </w:r>
+    </w:p>
+    <w:p>
+      <w:pPr>
+        <w:spacing w:line="360" w:lineRule="auto" w:after="0"/>
+        <w:ind w:firstLine="480"/>
+      </w:pPr>
+      <w:r>
+        <w:rPr>
+          <w:rFonts w:ascii="Times New Roman" w:hAnsi="Times New Roman" w:eastAsia="宋体"/>
+          <w:b w:val="0"/>
+          <w:sz w:val="24"/>
+        </w:rPr>
+        <w:t>项目从零开始逐步开发，共 11 次提交，完整保留了各阶段的改动。每一次提交都可通过提交记录页面查看具体修改的代码。主要节点如下。</w:t>
+      </w:r>
+    </w:p>
+    <w:tbl>
+      <w:tblPr>
+        <w:tblW w:type="auto" w:w="0"/>
+        <w:jc w:val="center"/>
+        <w:tblLayout w:type="autofit"/>
+        <w:tblLook w:firstColumn="1" w:firstRow="1" w:lastColumn="0" w:lastRow="0" w:noHBand="0" w:noVBand="1" w:val="04A0"/>
+        <w:tblBorders>
+          <w:top w:val="none" w:sz="0"/>
+          <w:left w:val="none" w:sz="0"/>
+          <w:bottom w:val="none" w:sz="0"/>
+          <w:right w:val="none" w:sz="0"/>
+          <w:insideH w:val="none" w:sz="0"/>
+          <w:insideV w:val="none" w:sz="0"/>
+        </w:tblBorders>
+      </w:tblPr>
+      <w:tblGrid>
+        <w:gridCol w:w="4513"/>
+        <w:gridCol w:w="4513"/>
+      </w:tblGrid>
+      <w:tr>
+        <w:tc>
+          <w:tcPr>
+            <w:tcW w:type="dxa" w:w="4513"/>
+            <w:tcBorders>
+              <w:bottom w:val="single" w:sz="12" w:color="000000"/>
+            </w:tcBorders>
+          </w:tcPr>
+          <w:p>
+            <w:pPr>
+              <w:spacing w:after="40"/>
+              <w:ind w:firstLine="0"/>
+              <w:jc w:val="center"/>
+            </w:pPr>
+            <w:r/>
+            <w:r>
+              <w:rPr>
+                <w:rFonts w:ascii="Times New Roman" w:hAnsi="Times New Roman" w:eastAsia="宋体"/>
+                <w:b/>
+                <w:sz w:val="21"/>
+              </w:rPr>
+              <w:t>日期</w:t>
+            </w:r>
+          </w:p>
+        </w:tc>
+        <w:tc>
+          <w:tcPr>
+            <w:tcW w:type="dxa" w:w="4513"/>
+            <w:tcBorders>
+              <w:bottom w:val="single" w:sz="12" w:color="000000"/>
+            </w:tcBorders>
+          </w:tcPr>
+          <w:p>
+            <w:pPr>
+              <w:spacing w:after="40"/>
+              <w:ind w:firstLine="0"/>
+              <w:jc w:val="center"/>
+            </w:pPr>
+            <w:r/>
+            <w:r>
+              <w:rPr>
+                <w:rFonts w:ascii="Times New Roman" w:hAnsi="Times New Roman" w:eastAsia="宋体"/>
+                <w:b/>
+                <w:sz w:val="21"/>
+              </w:rPr>
+              <w:t>提交内容</w:t>
+            </w:r>
+          </w:p>
+        </w:tc>
+      </w:tr>
+      <w:tr>
+        <w:tc>
+          <w:tcPr>
+            <w:tcW w:type="dxa" w:w="4513"/>
+          </w:tcPr>
+          <w:p>
+            <w:pPr>
+              <w:spacing w:after="40" w:line="240" w:lineRule="auto"/>
+              <w:ind w:firstLine="0"/>
+            </w:pPr>
+            <w:r/>
+            <w:r>
+              <w:rPr>
+                <w:rFonts w:ascii="Times New Roman" w:hAnsi="Times New Roman" w:eastAsia="宋体"/>
+                <w:b w:val="0"/>
+                <w:sz w:val="21"/>
+              </w:rPr>
+              <w:t>10-16</w:t>
+            </w:r>
+          </w:p>
+        </w:tc>
+        <w:tc>
+          <w:tcPr>
+            <w:tcW w:type="dxa" w:w="4513"/>
+          </w:tcPr>
+          <w:p>
+            <w:pPr>
+              <w:spacing w:after="40" w:line="240" w:lineRule="auto"/>
+              <w:ind w:firstLine="0"/>
+            </w:pPr>
+            <w:r/>
+            <w:r>
+              <w:rPr>
+                <w:rFonts w:ascii="Times New Roman" w:hAnsi="Times New Roman" w:eastAsia="宋体"/>
+                <w:b w:val="0"/>
+                <w:sz w:val="21"/>
+              </w:rPr>
+              <w:t>项目脚手架，弧形导航栏基础绘制与几何计算</w:t>
+            </w:r>
+          </w:p>
+        </w:tc>
+      </w:tr>
+      <w:tr>
+        <w:tc>
+          <w:tcPr>
+            <w:tcW w:type="dxa" w:w="4513"/>
+          </w:tcPr>
+          <w:p>
+            <w:pPr>
+              <w:spacing w:after="40" w:line="240" w:lineRule="auto"/>
+              <w:ind w:firstLine="0"/>
+            </w:pPr>
+            <w:r/>
+            <w:r>
+              <w:rPr>
+                <w:rFonts w:ascii="Times New Roman" w:hAnsi="Times New Roman" w:eastAsia="宋体"/>
+                <w:b w:val="0"/>
+                <w:sz w:val="21"/>
+              </w:rPr>
+              <w:t>10-17</w:t>
+            </w:r>
+          </w:p>
+        </w:tc>
+        <w:tc>
+          <w:tcPr>
+            <w:tcW w:type="dxa" w:w="4513"/>
+          </w:tcPr>
+          <w:p>
+            <w:pPr>
+              <w:spacing w:after="40" w:line="240" w:lineRule="auto"/>
+              <w:ind w:firstLine="0"/>
+            </w:pPr>
+            <w:r/>
+            <w:r>
+              <w:rPr>
+                <w:rFonts w:ascii="Times New Roman" w:hAnsi="Times New Roman" w:eastAsia="宋体"/>
+                <w:b w:val="0"/>
+                <w:sz w:val="21"/>
+              </w:rPr>
+              <w:t>导航栏接入图标与文字标签；长按进入拖动模式；五页面水平切换</w:t>
+            </w:r>
+          </w:p>
+        </w:tc>
+      </w:tr>
+      <w:tr>
+        <w:tc>
+          <w:tcPr>
+            <w:tcW w:type="dxa" w:w="4513"/>
+          </w:tcPr>
+          <w:p>
+            <w:pPr>
+              <w:spacing w:after="40" w:line="240" w:lineRule="auto"/>
+              <w:ind w:firstLine="0"/>
+            </w:pPr>
+            <w:r/>
+            <w:r>
+              <w:rPr>
+                <w:rFonts w:ascii="Times New Roman" w:hAnsi="Times New Roman" w:eastAsia="宋体"/>
+                <w:b w:val="0"/>
+                <w:sz w:val="21"/>
+              </w:rPr>
+              <w:t>10-17</w:t>
+            </w:r>
+          </w:p>
+        </w:tc>
+        <w:tc>
+          <w:tcPr>
+            <w:tcW w:type="dxa" w:w="4513"/>
+          </w:tcPr>
+          <w:p>
+            <w:pPr>
+              <w:spacing w:after="40" w:line="240" w:lineRule="auto"/>
+              <w:ind w:firstLine="0"/>
+            </w:pPr>
+            <w:r/>
+            <w:r>
+              <w:rPr>
+                <w:rFonts w:ascii="Times New Roman" w:hAnsi="Times New Roman" w:eastAsia="宋体"/>
+                <w:b w:val="0"/>
+                <w:sz w:val="21"/>
+              </w:rPr>
+              <w:t>重构 CurvedNavBar：清理死代码、提取常量、拆分方法</w:t>
+            </w:r>
+          </w:p>
+        </w:tc>
+      </w:tr>
+      <w:tr>
+        <w:tc>
+          <w:tcPr>
+            <w:tcW w:type="dxa" w:w="4513"/>
+          </w:tcPr>
+          <w:p>
+            <w:pPr>
+              <w:spacing w:after="40" w:line="240" w:lineRule="auto"/>
+              <w:ind w:firstLine="0"/>
+            </w:pPr>
+            <w:r/>
+            <w:r>
+              <w:rPr>
+                <w:rFonts w:ascii="Times New Roman" w:hAnsi="Times New Roman" w:eastAsia="宋体"/>
+                <w:b w:val="0"/>
+                <w:sz w:val="21"/>
+              </w:rPr>
+              <w:t>10-18</w:t>
+            </w:r>
+          </w:p>
+        </w:tc>
+        <w:tc>
+          <w:tcPr>
+            <w:tcW w:type="dxa" w:w="4513"/>
+          </w:tcPr>
+          <w:p>
+            <w:pPr>
+              <w:spacing w:after="40" w:line="240" w:lineRule="auto"/>
+              <w:ind w:firstLine="0"/>
+            </w:pPr>
+            <w:r/>
+            <w:r>
+              <w:rPr>
+                <w:rFonts w:ascii="Times New Roman" w:hAnsi="Times New Roman" w:eastAsia="宋体"/>
+                <w:b w:val="0"/>
+                <w:sz w:val="21"/>
+              </w:rPr>
+              <w:t>新增记账页与可嵌套详情弹窗系统，统一暖橙柔系配色</w:t>
+            </w:r>
+          </w:p>
+        </w:tc>
+      </w:tr>
+      <w:tr>
+        <w:tc>
+          <w:tcPr>
+            <w:tcW w:type="dxa" w:w="4513"/>
+          </w:tcPr>
+          <w:p>
+            <w:pPr>
+              <w:spacing w:after="40" w:line="240" w:lineRule="auto"/>
+              <w:ind w:firstLine="0"/>
+            </w:pPr>
+            <w:r/>
+            <w:r>
+              <w:rPr>
+                <w:rFonts w:ascii="Times New Roman" w:hAnsi="Times New Roman" w:eastAsia="宋体"/>
+                <w:b w:val="0"/>
+                <w:sz w:val="21"/>
+              </w:rPr>
+              <w:t>10-26</w:t>
+            </w:r>
+          </w:p>
+        </w:tc>
+        <w:tc>
+          <w:tcPr>
+            <w:tcW w:type="dxa" w:w="4513"/>
+          </w:tcPr>
+          <w:p>
+            <w:pPr>
+              <w:spacing w:after="40" w:line="240" w:lineRule="auto"/>
+              <w:ind w:firstLine="0"/>
+            </w:pPr>
+            <w:r/>
+            <w:r>
+              <w:rPr>
+                <w:rFonts w:ascii="Times New Roman" w:hAnsi="Times New Roman" w:eastAsia="宋体"/>
+                <w:b w:val="0"/>
+                <w:sz w:val="21"/>
+              </w:rPr>
+              <w:t>完善记账数据采集，新增数据持久化与账单页</w:t>
+            </w:r>
+          </w:p>
+        </w:tc>
+      </w:tr>
+      <w:tr>
+        <w:tc>
+          <w:tcPr>
+            <w:tcW w:type="dxa" w:w="4513"/>
+          </w:tcPr>
+          <w:p>
+            <w:pPr>
+              <w:spacing w:after="40" w:line="240" w:lineRule="auto"/>
+              <w:ind w:firstLine="0"/>
+            </w:pPr>
+            <w:r/>
+            <w:r>
+              <w:rPr>
+                <w:rFonts w:ascii="Times New Roman" w:hAnsi="Times New Roman" w:eastAsia="宋体"/>
+                <w:b w:val="0"/>
+                <w:sz w:val="21"/>
+              </w:rPr>
+              <w:t>10-26</w:t>
+            </w:r>
+          </w:p>
+        </w:tc>
+        <w:tc>
+          <w:tcPr>
+            <w:tcW w:type="dxa" w:w="4513"/>
+          </w:tcPr>
+          <w:p>
+            <w:pPr>
+              <w:spacing w:after="40" w:line="240" w:lineRule="auto"/>
+              <w:ind w:firstLine="0"/>
+            </w:pPr>
+            <w:r/>
+            <w:r>
+              <w:rPr>
+                <w:rFonts w:ascii="Times New Roman" w:hAnsi="Times New Roman" w:eastAsia="宋体"/>
+                <w:b w:val="0"/>
+                <w:sz w:val="21"/>
+              </w:rPr>
+              <w:t>清理调试代码与死代码，统一占位页配色</w:t>
+            </w:r>
+          </w:p>
+        </w:tc>
+      </w:tr>
+      <w:tr>
+        <w:tc>
+          <w:tcPr>
+            <w:tcW w:type="dxa" w:w="4513"/>
+          </w:tcPr>
+          <w:p>
+            <w:pPr>
+              <w:spacing w:after="40" w:line="240" w:lineRule="auto"/>
+              <w:ind w:firstLine="0"/>
+            </w:pPr>
+            <w:r/>
+            <w:r>
+              <w:rPr>
+                <w:rFonts w:ascii="Times New Roman" w:hAnsi="Times New Roman" w:eastAsia="宋体"/>
+                <w:b w:val="0"/>
+                <w:sz w:val="21"/>
+              </w:rPr>
+              <w:t>10-27</w:t>
+            </w:r>
+          </w:p>
+        </w:tc>
+        <w:tc>
+          <w:tcPr>
+            <w:tcW w:type="dxa" w:w="4513"/>
+          </w:tcPr>
+          <w:p>
+            <w:pPr>
+              <w:spacing w:after="40" w:line="240" w:lineRule="auto"/>
+              <w:ind w:firstLine="0"/>
+            </w:pPr>
+            <w:r/>
+            <w:r>
+              <w:rPr>
+                <w:rFonts w:ascii="Times New Roman" w:hAnsi="Times New Roman" w:eastAsia="宋体"/>
+                <w:b w:val="0"/>
+                <w:sz w:val="21"/>
+              </w:rPr>
+              <w:t>弹窗支持双按钮形态，确认按钮采用装饰条橙黄配色</w:t>
+            </w:r>
+          </w:p>
+        </w:tc>
+      </w:tr>
+      <w:tr>
+        <w:tc>
+          <w:tcPr>
+            <w:tcW w:type="dxa" w:w="4513"/>
+          </w:tcPr>
+          <w:p>
+            <w:pPr>
+              <w:spacing w:after="40" w:line="240" w:lineRule="auto"/>
+              <w:ind w:firstLine="0"/>
+            </w:pPr>
+            <w:r/>
+            <w:r>
+              <w:rPr>
+                <w:rFonts w:ascii="Times New Roman" w:hAnsi="Times New Roman" w:eastAsia="宋体"/>
+                <w:b w:val="0"/>
+                <w:sz w:val="21"/>
+              </w:rPr>
+              <w:t>10-27</w:t>
+            </w:r>
+          </w:p>
+        </w:tc>
+        <w:tc>
+          <w:tcPr>
+            <w:tcW w:type="dxa" w:w="4513"/>
+          </w:tcPr>
+          <w:p>
+            <w:pPr>
+              <w:spacing w:after="40" w:line="240" w:lineRule="auto"/>
+              <w:ind w:firstLine="0"/>
+            </w:pPr>
+            <w:r/>
+            <w:r>
+              <w:rPr>
+                <w:rFonts w:ascii="Times New Roman" w:hAnsi="Times New Roman" w:eastAsia="宋体"/>
+                <w:b w:val="0"/>
+                <w:sz w:val="21"/>
+              </w:rPr>
+              <w:t>新增设置页与顶部学号水印，补齐作业要求</w:t>
+            </w:r>
+          </w:p>
+        </w:tc>
+      </w:tr>
+      <w:tr>
+        <w:tc>
+          <w:tcPr>
+            <w:tcW w:type="dxa" w:w="4513"/>
+            <w:tcBorders>
+              <w:bottom w:val="single" w:sz="8" w:color="000000"/>
+            </w:tcBorders>
+          </w:tcPr>
+          <w:p>
+            <w:pPr>
+              <w:spacing w:after="40" w:line="240" w:lineRule="auto"/>
+              <w:ind w:firstLine="0"/>
+            </w:pPr>
+            <w:r/>
+            <w:r>
+              <w:rPr>
+                <w:rFonts w:ascii="Times New Roman" w:hAnsi="Times New Roman" w:eastAsia="宋体"/>
+                <w:b w:val="0"/>
+                <w:sz w:val="21"/>
+              </w:rPr>
+              <w:t>10-31</w:t>
+            </w:r>
+          </w:p>
+        </w:tc>
+        <w:tc>
+          <w:tcPr>
+            <w:tcW w:type="dxa" w:w="4513"/>
+            <w:tcBorders>
+              <w:bottom w:val="single" w:sz="8" w:color="000000"/>
+            </w:tcBorders>
+          </w:tcPr>
+          <w:p>
+            <w:pPr>
+              <w:spacing w:after="40" w:line="240" w:lineRule="auto"/>
+              <w:ind w:firstLine="0"/>
+            </w:pPr>
+            <w:r/>
+            <w:r>
+              <w:rPr>
+                <w:rFonts w:ascii="Times New Roman" w:hAnsi="Times New Roman" w:eastAsia="宋体"/>
+                <w:b w:val="0"/>
+                <w:sz w:val="21"/>
+              </w:rPr>
+              <w:t>提交作业交付物：设计开发文档、可运行 APK 与项目说明</w:t>
+            </w:r>
+          </w:p>
+        </w:tc>
+      </w:tr>
+    </w:tbl>
+    <w:p>
+      <w:pPr>
+        <w:spacing w:line="360" w:lineRule="auto" w:before="200" w:after="80"/>
+        <w:ind w:firstLine="0"/>
+      </w:pPr>
+      <w:r>
+        <w:rPr>
+          <w:rFonts w:ascii="Times New Roman" w:hAnsi="Times New Roman" w:eastAsia="黑体"/>
+          <w:b/>
+          <w:sz w:val="28"/>
+        </w:rPr>
+        <w:t>7.3  交付物位置</w:t>
+      </w:r>
+    </w:p>
+    <w:p>
+      <w:pPr>
+        <w:spacing w:line="360" w:lineRule="auto" w:after="0"/>
+        <w:ind w:firstLine="480"/>
+      </w:pPr>
+      <w:r>
+        <w:rPr>
+          <w:rFonts w:ascii="Times New Roman" w:hAnsi="Times New Roman" w:eastAsia="宋体"/>
+          <w:b w:val="0"/>
+          <w:sz w:val="24"/>
+        </w:rPr>
+        <w:t>四项交付内容在仓库中的位置如下。</w:t>
+      </w:r>
+    </w:p>
+    <w:tbl>
+      <w:tblPr>
+        <w:tblW w:type="auto" w:w="0"/>
+        <w:jc w:val="center"/>
+        <w:tblLayout w:type="autofit"/>
+        <w:tblLook w:firstColumn="1" w:firstRow="1" w:lastColumn="0" w:lastRow="0" w:noHBand="0" w:noVBand="1" w:val="04A0"/>
+        <w:tblBorders>
+          <w:top w:val="none" w:sz="0"/>
+          <w:left w:val="none" w:sz="0"/>
+          <w:bottom w:val="none" w:sz="0"/>
+          <w:right w:val="none" w:sz="0"/>
+          <w:insideH w:val="none" w:sz="0"/>
+          <w:insideV w:val="none" w:sz="0"/>
+        </w:tblBorders>
+      </w:tblPr>
+      <w:tblGrid>
+        <w:gridCol w:w="4513"/>
+        <w:gridCol w:w="4513"/>
+      </w:tblGrid>
+      <w:tr>
+        <w:tc>
+          <w:tcPr>
+            <w:tcW w:type="dxa" w:w="4513"/>
+            <w:tcBorders>
+              <w:bottom w:val="single" w:sz="12" w:color="000000"/>
+            </w:tcBorders>
+          </w:tcPr>
+          <w:p>
+            <w:pPr>
+              <w:spacing w:after="40"/>
+              <w:ind w:firstLine="0"/>
+              <w:jc w:val="center"/>
+            </w:pPr>
+            <w:r/>
+            <w:r>
+              <w:rPr>
+                <w:rFonts w:ascii="Times New Roman" w:hAnsi="Times New Roman" w:eastAsia="宋体"/>
+                <w:b/>
+                <w:sz w:val="21"/>
+              </w:rPr>
+              <w:t>交付内容</w:t>
+            </w:r>
+          </w:p>
+        </w:tc>
+        <w:tc>
+          <w:tcPr>
+            <w:tcW w:type="dxa" w:w="4513"/>
+            <w:tcBorders>
+              <w:bottom w:val="single" w:sz="12" w:color="000000"/>
+            </w:tcBorders>
+          </w:tcPr>
+          <w:p>
+            <w:pPr>
+              <w:spacing w:after="40"/>
+              <w:ind w:firstLine="0"/>
+              <w:jc w:val="center"/>
+            </w:pPr>
+            <w:r/>
+            <w:r>
+              <w:rPr>
+                <w:rFonts w:ascii="Times New Roman" w:hAnsi="Times New Roman" w:eastAsia="宋体"/>
+                <w:b/>
+                <w:sz w:val="21"/>
+              </w:rPr>
+              <w:t>位置</w:t>
+            </w:r>
+          </w:p>
+        </w:tc>
+      </w:tr>
+      <w:tr>
+        <w:tc>
+          <w:tcPr>
+            <w:tcW w:type="dxa" w:w="4513"/>
+          </w:tcPr>
+          <w:p>
+            <w:pPr>
+              <w:spacing w:after="40" w:line="240" w:lineRule="auto"/>
+              <w:ind w:firstLine="0"/>
+            </w:pPr>
+            <w:r/>
+            <w:r>
+              <w:rPr>
+                <w:rFonts w:ascii="Times New Roman" w:hAnsi="Times New Roman" w:eastAsia="宋体"/>
+                <w:b w:val="0"/>
+                <w:sz w:val="21"/>
+              </w:rPr>
+              <w:t>完整源码工程</w:t>
+            </w:r>
+          </w:p>
+        </w:tc>
+        <w:tc>
+          <w:tcPr>
+            <w:tcW w:type="dxa" w:w="4513"/>
+          </w:tcPr>
+          <w:p>
+            <w:pPr>
+              <w:spacing w:after="40" w:line="240" w:lineRule="auto"/>
+              <w:ind w:firstLine="0"/>
+            </w:pPr>
+            <w:r/>
+            <w:r>
+              <w:rPr>
+                <w:rFonts w:ascii="Times New Roman" w:hAnsi="Times New Roman" w:eastAsia="宋体"/>
+                <w:b w:val="0"/>
+                <w:sz w:val="21"/>
+              </w:rPr>
+              <w:t>仓库主干目录</w:t>
+            </w:r>
+          </w:p>
+        </w:tc>
+      </w:tr>
+      <w:tr>
+        <w:tc>
+          <w:tcPr>
+            <w:tcW w:type="dxa" w:w="4513"/>
+          </w:tcPr>
+          <w:p>
+            <w:pPr>
+              <w:spacing w:after="40" w:line="240" w:lineRule="auto"/>
+              <w:ind w:firstLine="0"/>
+            </w:pPr>
+            <w:r/>
+            <w:r>
+              <w:rPr>
+                <w:rFonts w:ascii="Times New Roman" w:hAnsi="Times New Roman" w:eastAsia="宋体"/>
+                <w:b w:val="0"/>
+                <w:sz w:val="21"/>
+              </w:rPr>
+              <w:t>设计开发文档</w:t>
+            </w:r>
+          </w:p>
+        </w:tc>
+        <w:tc>
+          <w:tcPr>
+            <w:tcW w:type="dxa" w:w="4513"/>
+          </w:tcPr>
+          <w:p>
+            <w:pPr>
+              <w:spacing w:after="40" w:line="240" w:lineRule="auto"/>
+              <w:ind w:firstLine="0"/>
+            </w:pPr>
+            <w:r/>
+            <w:r>
+              <w:rPr>
+                <w:rFonts w:ascii="Times New Roman" w:hAnsi="Times New Roman" w:eastAsia="宋体"/>
+                <w:b w:val="0"/>
+                <w:sz w:val="21"/>
+              </w:rPr>
+              <w:t>仓库根目录（本文件）</w:t>
+            </w:r>
+          </w:p>
+        </w:tc>
+      </w:tr>
+      <w:tr>
+        <w:tc>
+          <w:tcPr>
+            <w:tcW w:type="dxa" w:w="4513"/>
+          </w:tcPr>
+          <w:p>
+            <w:pPr>
+              <w:spacing w:after="40" w:line="240" w:lineRule="auto"/>
+              <w:ind w:firstLine="0"/>
+            </w:pPr>
+            <w:r/>
+            <w:r>
+              <w:rPr>
+                <w:rFonts w:ascii="Times New Roman" w:hAnsi="Times New Roman" w:eastAsia="宋体"/>
+                <w:b w:val="0"/>
+                <w:sz w:val="21"/>
+              </w:rPr>
+              <w:t>可运行 APK</w:t>
+            </w:r>
+          </w:p>
+        </w:tc>
+        <w:tc>
+          <w:tcPr>
+            <w:tcW w:type="dxa" w:w="4513"/>
+          </w:tcPr>
+          <w:p>
+            <w:pPr>
+              <w:spacing w:after="40" w:line="240" w:lineRule="auto"/>
+              <w:ind w:firstLine="0"/>
+            </w:pPr>
+            <w:r/>
+            <w:r>
+              <w:rPr>
+                <w:rFonts w:ascii="Times New Roman" w:hAnsi="Times New Roman" w:eastAsia="宋体"/>
+                <w:b w:val="0"/>
+                <w:sz w:val="21"/>
+              </w:rPr>
+              <w:t>仓库根目录</w:t>
+            </w:r>
+          </w:p>
+        </w:tc>
+      </w:tr>
+      <w:tr>
+        <w:tc>
+          <w:tcPr>
+            <w:tcW w:type="dxa" w:w="4513"/>
+            <w:tcBorders>
+              <w:bottom w:val="single" w:sz="8" w:color="000000"/>
+            </w:tcBorders>
+          </w:tcPr>
+          <w:p>
+            <w:pPr>
+              <w:spacing w:after="40" w:line="240" w:lineRule="auto"/>
+              <w:ind w:firstLine="0"/>
+            </w:pPr>
+            <w:r/>
+            <w:r>
+              <w:rPr>
+                <w:rFonts w:ascii="Times New Roman" w:hAnsi="Times New Roman" w:eastAsia="宋体"/>
+                <w:b w:val="0"/>
+                <w:sz w:val="21"/>
+              </w:rPr>
+              <w:t>讲解录屏</w:t>
+            </w:r>
+          </w:p>
+        </w:tc>
+        <w:tc>
+          <w:tcPr>
+            <w:tcW w:type="dxa" w:w="4513"/>
+            <w:tcBorders>
+              <w:bottom w:val="single" w:sz="8" w:color="000000"/>
+            </w:tcBorders>
+          </w:tcPr>
+          <w:p>
+            <w:pPr>
+              <w:spacing w:after="40" w:line="240" w:lineRule="auto"/>
+              <w:ind w:firstLine="0"/>
+            </w:pPr>
+            <w:r/>
+            <w:r>
+              <w:rPr>
+                <w:rFonts w:ascii="Times New Roman" w:hAnsi="Times New Roman" w:eastAsia="宋体"/>
+                <w:b w:val="0"/>
+                <w:sz w:val="21"/>
+              </w:rPr>
+              <w:t>Releases 页面 v1.0 的 Assets 附件</w:t>
+            </w:r>
+          </w:p>
+        </w:tc>
+      </w:tr>
+    </w:tbl>
+    <w:p>
+      <w:pPr>
+        <w:spacing w:line="360" w:lineRule="auto" w:before="200" w:after="80"/>
+        <w:ind w:firstLine="0"/>
+      </w:pPr>
+      <w:r>
+        <w:rPr>
+          <w:rFonts w:ascii="Times New Roman" w:hAnsi="Times New Roman" w:eastAsia="黑体"/>
+          <w:b/>
+          <w:sz w:val="32"/>
+        </w:rPr>
+        <w:t>八、总结</w:t>
       </w:r>
     </w:p>
     <w:p>
